--- a/az/discovery-articles/4.10 Pasterizasiya.docx
+++ b/az/discovery-articles/4.10 Pasterizasiya.docx
@@ -4,580 +4,386 @@
   <w:body>
     <w:p>
       <w:pPr>
-        <w:keepNext/>
-        <w:spacing w:before="280" w:after="120"/>
+        <w:pStyle w:val="Title"/>
+        <w:widowControl/>
       </w:pPr>
       <w:r>
-        <w:rPr>
-          <w:rFonts w:ascii="Calibri" w:hAnsi="Calibri" w:eastAsia="Calibri"/>
-          <w:b/>
-          <w:i w:val="0"/>
-          <w:color w:val="004E8C"/>
-          <w:sz w:val="44"/>
-        </w:rPr>
         <w:t>4.10 Pasterizasiya</w:t>
       </w:r>
     </w:p>
     <w:p>
       <w:pPr>
-        <w:spacing w:after="80"/>
+        <w:keepNext/>
+        <w:widowControl/>
       </w:pPr>
       <w:r>
         <w:rPr>
-          <w:rFonts w:ascii="Calibri" w:hAnsi="Calibri" w:eastAsia="Calibri"/>
-          <w:b w:val="0"/>
-          <w:i/>
-          <w:color w:val="505050"/>
-          <w:sz w:val="22"/>
+          <w:sz w:val="20"/>
         </w:rPr>
-        <w:t>4. Tibb, biologiya və ictimai sağlamlıq</w:t>
-      </w:r>
-    </w:p>
-    <w:p>
-      <w:pPr>
-        <w:spacing w:after="200"/>
-      </w:pPr>
-      <w:r>
-        <w:rPr>
-          <w:rFonts w:ascii="Calibri" w:hAnsi="Calibri" w:eastAsia="Calibri"/>
-          <w:b w:val="0"/>
-          <w:i/>
-          <w:sz w:val="22"/>
-        </w:rPr>
-        <w:t>Dövr: təxminən 1860-cı illər (Pasterin şərab və pivəni istiliklə emal etməsi); sonralar üsul südə uyğunlaşdırılıb | Əsas simalar: Lui Paster; südün pasterizasiyasını geniş miqyasda tətbiq edən sonrakı dövrün süd sənayesi alimləri və ictimai səhiyyə islahatçıları</w:t>
-      </w:r>
-    </w:p>
-    <w:p>
-      <w:pPr>
-        <w:spacing w:after="160" w:line="276" w:lineRule="auto"/>
-      </w:pPr>
-      <w:r>
-        <w:rPr>
-          <w:rFonts w:ascii="Calibri" w:hAnsi="Calibri" w:eastAsia="Calibri"/>
-          <w:b w:val="0"/>
-          <w:i w:val="0"/>
-          <w:sz w:val="22"/>
-        </w:rPr>
-        <w:t>Pasterizasiya qida və ya içkini məhsulun xüsusiyyətlərini pozmadan təhlükəli mikrobların çoxunu məhv edəcək dərəcədə qızdırmaqdır. Bu üsul südü, şərabı və başqa gündəlik məhsulları xeyli təhlükəsiz etdi.</w:t>
+        <w:t>4 Tibb biologiya və ictimai səhiyyə</w:t>
       </w:r>
     </w:p>
     <w:p>
       <w:pPr>
         <w:keepNext/>
-        <w:spacing w:before="240" w:after="120"/>
+        <w:widowControl/>
       </w:pPr>
       <w:r>
         <w:rPr>
-          <w:rFonts w:ascii="Calibri" w:hAnsi="Calibri" w:eastAsia="Calibri"/>
-          <w:b/>
-          <w:i w:val="0"/>
-          <w:color w:val="004E8C"/>
-          <w:sz w:val="28"/>
+          <w:sz w:val="20"/>
         </w:rPr>
-        <w:t>Əsas faktlar</w:t>
+        <w:t>Dövr: təxminən 1860-cı illər (Pasterin şərab və pivəni istiliklə emalı); sonralar süd üçün uyğunlaşdırılması | Əsas şəxslər: Lui Paster; daha sonra südün pasterizasiyasını genişləndirən süd sənayesi alimləri və ictimai səhiyyə islahatçıları</w:t>
+      </w:r>
+    </w:p>
+    <w:p>
+      <w:pPr>
+        <w:widowControl/>
+      </w:pPr>
+      <w:r>
+        <w:t>Pasterizasiya qidanı və ya içkini məhsulu korlamadan bir çox təhlükəli mikrobu məhv edəcək qədər qızdırır. O, südü, şərabı və digər gündəlik məhsulları süfrələr üçün xeyli təhlükəsiz etdi.</w:t>
+      </w:r>
+    </w:p>
+    <w:p>
+      <w:pPr>
+        <w:pStyle w:val="Heading1"/>
+        <w:widowControl/>
+      </w:pPr>
+      <w:r>
+        <w:t>Əsas məlumatlar</w:t>
       </w:r>
     </w:p>
     <w:p>
       <w:pPr>
         <w:pStyle w:val="ListBullet"/>
+        <w:widowControl/>
       </w:pPr>
       <w:r>
-        <w:rPr>
-          <w:rFonts w:ascii="Calibri" w:hAnsi="Calibri" w:eastAsia="Calibri"/>
-          <w:b w:val="0"/>
-          <w:i w:val="0"/>
-          <w:sz w:val="22"/>
-        </w:rPr>
-        <w:t>Lui Paster mülayim qızdırmanın şərab və pivəni xarab olmaqdan qoruya bildiyini göstərib</w:t>
+        <w:t>Lui Paster mülayim qızdırmanın şərabı və pivəni xarab olmaqdan qoruya bildiyini göstərdi.</w:t>
       </w:r>
     </w:p>
     <w:p>
       <w:pPr>
         <w:pStyle w:val="ListBullet"/>
+        <w:widowControl/>
       </w:pPr>
       <w:r>
-        <w:rPr>
-          <w:rFonts w:ascii="Calibri" w:hAnsi="Calibri" w:eastAsia="Calibri"/>
-          <w:b w:val="0"/>
-          <w:i w:val="0"/>
-          <w:sz w:val="22"/>
-        </w:rPr>
-        <w:t>Üsul mayeni uzun müddət qaynatmadan onun tərkibindəki mikrobları zərərsizləşdirir</w:t>
+        <w:t>Üsul mayeni tam buxarlanana qədər qaynatmadan mikroblara təsir etməyi hədəfləyir.</w:t>
       </w:r>
     </w:p>
     <w:p>
       <w:pPr>
         <w:pStyle w:val="ListBullet"/>
+        <w:widowControl/>
       </w:pPr>
       <w:r>
-        <w:rPr>
-          <w:rFonts w:ascii="Calibri" w:hAnsi="Calibri" w:eastAsia="Calibri"/>
-          <w:b w:val="0"/>
-          <w:i w:val="0"/>
-          <w:sz w:val="22"/>
-        </w:rPr>
-        <w:t>Südün pasterizasiyası vərəm və başqa infeksiyalara qarşı mühüm ictimai sağlamlıq vasitəsinə çevrilib</w:t>
+        <w:t>Südün pasterizasiyası vərəm və digər infeksiyalara qarşı mühüm ictimai səhiyyə vasitəsinə çevrildi.</w:t>
       </w:r>
     </w:p>
     <w:p>
       <w:pPr>
         <w:pStyle w:val="ListBullet"/>
+        <w:widowControl/>
       </w:pPr>
       <w:r>
-        <w:rPr>
-          <w:rFonts w:ascii="Calibri" w:hAnsi="Calibri" w:eastAsia="Calibri"/>
-          <w:b w:val="0"/>
-          <w:i w:val="0"/>
-          <w:sz w:val="22"/>
-        </w:rPr>
-        <w:t>Təhlükəsizliklə dad arasında tarazlıq yaratmaq üçün uyğun temperatur və müddət seçilir</w:t>
+        <w:t>Təhlükəsizliklə dadı uzlaşdırmaq üçün temperatur və müddət birlikdə seçilir.</w:t>
       </w:r>
     </w:p>
     <w:p>
       <w:pPr>
         <w:pStyle w:val="ListBullet"/>
+        <w:widowControl/>
       </w:pPr>
       <w:r>
-        <w:rPr>
-          <w:rFonts w:ascii="Calibri" w:hAnsi="Calibri" w:eastAsia="Calibri"/>
-          <w:b w:val="0"/>
-          <w:i w:val="0"/>
-          <w:sz w:val="22"/>
-        </w:rPr>
-        <w:t>Pasterizasiya təmiz istehsal və soyuducu şəraitini tamamlayır, lakin onları əvəz etmir</w:t>
+        <w:t>Pasterizasiya təmiz istehsalı və soyudulmanı tamamlayır, onları əvəz etmir.</w:t>
       </w:r>
     </w:p>
     <w:p>
       <w:pPr>
-        <w:keepNext/>
-        <w:spacing w:before="240" w:after="120"/>
+        <w:pStyle w:val="Heading1"/>
+        <w:widowControl/>
       </w:pPr>
       <w:r>
-        <w:rPr>
-          <w:rFonts w:ascii="Calibri" w:hAnsi="Calibri" w:eastAsia="Calibri"/>
-          <w:b/>
-          <w:i w:val="0"/>
-          <w:color w:val="004E8C"/>
-          <w:sz w:val="28"/>
-        </w:rPr>
         <w:t>Bu nədir</w:t>
       </w:r>
     </w:p>
     <w:p>
       <w:pPr>
-        <w:spacing w:after="160" w:line="276" w:lineRule="auto"/>
+        <w:widowControl/>
       </w:pPr>
       <w:r>
-        <w:rPr>
-          <w:rFonts w:ascii="Calibri" w:hAnsi="Calibri" w:eastAsia="Calibri"/>
-          <w:b w:val="0"/>
-          <w:i w:val="0"/>
-          <w:sz w:val="22"/>
-        </w:rPr>
-        <w:t>Pasterizasiya süd, şirə, şərab və pivə kimi mayelərdə xəstəlik törədən və ya məhsulu xarab edən mikrobların miqdarını azaldan nəzarətli istilik emalıdır. Maye müəyyən müddət ərzində müəyyən temperatura qədər qızdırılır, sonra soyudulur. Beləliklə, bir çox patogen məhv olur, dad və qida dəyəri isə güclü qaynatma ilə müqayisədə daha yaxşı qorunur. Pasterizasiya bütün sporları məhv edən tam sterilizasiya deyil; təhlükəsizliklə məhsulun keyfiyyəti arasında praktik tarazlıqdır. Sadə desək, istilik şüşədəki içkini qısa və ehtiyatlı emalla qoruyur, içki isə öz xüsusiyyətlərini saxlayır.</w:t>
+        <w:t>Pasterizasiya süd, şirə, şərab və pivə kimi mayelərdə zərərli və ya məhsulu xarab edən mikrobları azaltmaq üçün nəzarətli istilik emalıdır. Maye müəyyən temperaturda müəyyən müddət saxlanır, sonra soyudulur. Beləliklə, bir çox xəstəlik törədicisi ölür, dad və qida dəyəri isə güclü qaynatma ilə müqayisədə daha yaxşı qorunur. Bu, bütün sporları məhv edən tam sterilizasiya deyil, praktik təhlükəsizlik həllidir. Sadə dillə, içkini öz xüsusiyyətlərindən məhrum etmədən qoruyan qısa və diqqətli istilik emalıdır.</w:t>
       </w:r>
     </w:p>
     <w:p>
       <w:pPr>
-        <w:keepNext/>
-        <w:spacing w:before="240" w:after="120"/>
+        <w:pStyle w:val="Heading1"/>
+        <w:widowControl/>
       </w:pPr>
       <w:r>
-        <w:rPr>
-          <w:rFonts w:ascii="Calibri" w:hAnsi="Calibri" w:eastAsia="Calibri"/>
-          <w:b/>
-          <w:i w:val="0"/>
-          <w:color w:val="004E8C"/>
-          <w:sz w:val="28"/>
-        </w:rPr>
-        <w:t>Onu kim kəşf və ya ixtira edib</w:t>
+        <w:t>Kim kəşf edib və ya yaradıb</w:t>
       </w:r>
     </w:p>
     <w:p>
       <w:pPr>
-        <w:spacing w:after="160" w:line="276" w:lineRule="auto"/>
+        <w:widowControl/>
       </w:pPr>
       <w:r>
-        <w:rPr>
-          <w:rFonts w:ascii="Calibri" w:hAnsi="Calibri" w:eastAsia="Calibri"/>
-          <w:b w:val="0"/>
-          <w:i w:val="0"/>
-          <w:sz w:val="22"/>
-        </w:rPr>
-        <w:t>Lui Paster şərabın niyə turşuduğunu araşdırarkən məhsulun xarab olmasını mikroblarla əlaqələndirdi və mülayim istiliyin içkini qoruya bildiyini göstərdi. Bu tətbiqi üsul onun mikroblar haqqında daha geniş tədqiqatlarının bir hissəsi idi. Sonralar süd kimyası mütəxəssisləri süd üçün uyğun temperatur rejimləri hazırladılar, şəhər səhiyyə idarələri isə onların qanunla tətbiqini təmin etdilər. Proses Pasterin adını daşıyır, amma onu gündəlik həyatın ayrılmaz hissəsinə çevirən ictimai səhiyyə mühəndisləri olub.</w:t>
+        <w:t>Şərabın niyə turşuduğunu araşdıran Lui Paster xarab olmanı mikroblarla əlaqələndirdi və orta dərəcəli istiliyin içkini qoruya bildiyini göstərdi. Bu tətbiqi üsul onun daha geniş mikrob tədqiqatlarının bir hissəsidir. Sonralar süd kimyaçıları və şəhər səhiyyə qurumları süd üçün temperatur rejimləri hazırlayıb onların qanunla tətbiqini təmin etdilər. Proses Pasterin adını daşıyır; ictimai səhiyyə mühəndisləri isə onu gündəlik infrastruktura çevirdilər.</w:t>
       </w:r>
     </w:p>
     <w:p>
       <w:pPr>
-        <w:keepNext/>
-        <w:spacing w:before="240" w:after="120"/>
+        <w:pStyle w:val="Heading1"/>
+        <w:widowControl/>
       </w:pPr>
       <w:r>
-        <w:rPr>
-          <w:rFonts w:ascii="Calibri" w:hAnsi="Calibri" w:eastAsia="Calibri"/>
-          <w:b/>
-          <w:i w:val="0"/>
-          <w:color w:val="004E8C"/>
-          <w:sz w:val="28"/>
-        </w:rPr>
-        <w:t>Nə vaxt və necə meydana gəlib</w:t>
+        <w:t>Nə vaxt və necə yaranıb</w:t>
       </w:r>
     </w:p>
     <w:p>
       <w:pPr>
-        <w:spacing w:after="160" w:line="276" w:lineRule="auto"/>
+        <w:widowControl/>
       </w:pPr>
       <w:r>
-        <w:rPr>
-          <w:rFonts w:ascii="Calibri" w:hAnsi="Calibri" w:eastAsia="Calibri"/>
-          <w:b w:val="0"/>
-          <w:i w:val="0"/>
-          <w:sz w:val="22"/>
-        </w:rPr>
-        <w:t>Pasterin 1860-cı illərdə apardığı istilik emalı Fransanın şərab və pivə sənayesini mikrobların vurduğu itkilərdən qorudu. XIX əsrin sonu və XX əsrin əvvəllərində şəhərlər körpə ölümünə və südlə yayılan xəstəliklərə qarşı mübarizə apardıqca südün pasterizasiyası genişləndi. Yüksək temperaturda qısa müddətli emal (HTST), daha sonra isə ultra yüksək temperatur rejimi (UHT) iri həcmdə istehsalı təkmilləşdirdi. Əvvəl şüşə butulkalar, sonra karton qablaşdırma və soyuq zəncir emal olunmuş südün daşınmasına imkan verdi. Üsul elmi biliklə yanaşı, ərzaq nəzarətinə dair siyasi qərarlar sayəsində yayıldı.</w:t>
+        <w:t>1860-cı illərdə Pasterin istilik emalı Fransanın şərab və pivə sənayesini mikrob mənşəli itkilərdən qorudu. Şəhərlər körpə ölümü və südlə yayılan xəstəliklərlə mübarizə apararkən, XIX əsrin sonu və XX əsrin əvvəlində südün pasterizasiyası yayıldı. Yüksək temperaturda qısamüddətli emal — ingiliscə HTST — və sonralar ultra yüksək temperaturda emal — UHT — sənaye istehsalının imkanlarını artırdı. Emal olunmuş süd əvvəl şüşə qablarda, sonra karton qablaşdırma və soyudulmuş daşınma sistemləri ilə çatdırılırdı. Yayılma həm elmdən, həm də qida nəzarəti siyasətindən asılı idi.</w:t>
       </w:r>
     </w:p>
     <w:p>
       <w:pPr>
-        <w:keepNext/>
-        <w:spacing w:before="240" w:after="120"/>
+        <w:pStyle w:val="Heading1"/>
+        <w:widowControl/>
       </w:pPr>
       <w:r>
-        <w:rPr>
-          <w:rFonts w:ascii="Calibri" w:hAnsi="Calibri" w:eastAsia="Calibri"/>
-          <w:b/>
-          <w:i w:val="0"/>
-          <w:color w:val="004E8C"/>
-          <w:sz w:val="28"/>
-        </w:rPr>
-        <w:t>Elmi baxımdan əhəmiyyəti</w:t>
+        <w:t>Elm üçün əhəmiyyəti</w:t>
       </w:r>
     </w:p>
     <w:p>
       <w:pPr>
-        <w:spacing w:after="160" w:line="276" w:lineRule="auto"/>
+        <w:widowControl/>
       </w:pPr>
       <w:r>
-        <w:rPr>
-          <w:rFonts w:ascii="Calibri" w:hAnsi="Calibri" w:eastAsia="Calibri"/>
-          <w:b w:val="0"/>
-          <w:i w:val="0"/>
-          <w:sz w:val="22"/>
-        </w:rPr>
-        <w:t>Pasterizasiya mikrobiologiyanın praktik tətbiqidir: verilən istilik dozası mikrobların məhv olma sürəti ilə tutuşdurulur. Üsul mikrob nəzəriyyəsini gündəlik ticarətdə təsdiqlədi — məhsulun xarab olmasının səbəbi sadəcə müəmmalı “hava” deyildi. Mikrobların istilik təsirindən məhv olma kinetikası və fermentlərin zədələnməsi ölçülə bilən mühəndislik məsələlərinə çevrildi. Qida elmi bu tarazlıqların öyrənilməsi ətrafında inkişaf etdi. Pasterizasiya hər bir hüceyrəni görmədən də görünməz canlıları idarə etməyin mümkün olduğunu göstərdi.</w:t>
+        <w:t>Pasterizasiya tətbiqi mikrobiologiyadır: verilən istiliyin miqdarı ilə mikroorqanizmlərin məhv olma sürəti arasındakı əlaqədən istifadə edir. O, mikrob nəzəriyyəsini istehsalda doğrultdu — xarab olmanın səbəbi yalnız sirli «hava» deyildi. Mikrobların istilikdə məhv olma sürəti və fermentlərin zədələnməsi ölçülə bilən mühəndislik məsələlərinə çevrildi. Qida elmi bu tarazlıqlar ətrafında inkişaf etdi. Üsul göstərdi ki, hər hüceyrəni ayrıca görmədən də gözəgörünməz canlılara nəzarət etmək olar.</w:t>
       </w:r>
     </w:p>
     <w:p>
       <w:pPr>
-        <w:keepNext/>
-        <w:spacing w:before="240" w:after="120"/>
+        <w:pStyle w:val="Heading1"/>
+        <w:widowControl/>
       </w:pPr>
       <w:r>
-        <w:rPr>
-          <w:rFonts w:ascii="Calibri" w:hAnsi="Calibri" w:eastAsia="Calibri"/>
-          <w:b/>
-          <w:i w:val="0"/>
-          <w:color w:val="004E8C"/>
-          <w:sz w:val="28"/>
-        </w:rPr>
-        <w:t>Sonrakı inkişaflara necə təsir göstərib</w:t>
+        <w:t>Sonrakı inkişafa təsiri</w:t>
       </w:r>
     </w:p>
     <w:p>
       <w:pPr>
-        <w:spacing w:after="160" w:line="276" w:lineRule="auto"/>
+        <w:widowControl/>
       </w:pPr>
       <w:r>
-        <w:rPr>
-          <w:rFonts w:ascii="Calibri" w:hAnsi="Calibri" w:eastAsia="Calibri"/>
-          <w:b w:val="0"/>
-          <w:i w:val="0"/>
-          <w:sz w:val="22"/>
-        </w:rPr>
-        <w:t>Təhlükəsiz süd şəhərlərdə uşaqların düzgün qidalanmasına dayaq oldu. Konservləşdirmə, aseptik qablaşdırma və müasir qida təhlükəsizliyi sistemləri eyni mikrobioloji məntiqə əsaslanır. Vaksinlər və antibiotiklər infeksiya ilə başqa yollarla mübarizə aparır; pasterizasiya isə onun içki vasitəsilə yayılmasının qarşısını alır. Müasir süd və şirə zavodlarının quruluşunda istilik mübadilə aparatları əsas yer tutur. Çiy süd ətrafındakı mübahisələr hələ də Pasterin müəyyənləşdirdiyi seçimdən doğur: daha az emal, yoxsa daha az risk.</w:t>
+        <w:t>Təhlükəsiz süd şəhər uşaqlarının qidalanmasında dayaq oldu. Qidanın konservləşdirilməsi, mikrobsuz şəraitdə qablaşdırma və müasir qida təhlükəsizliyi sistemləri eyni mikrob məntiqinə əsaslanır. Peyvəndlər və antibiotiklər infeksiyaya başqa yollarla təsir edir; pasterizasiya isə onun qarşısını elə süd qabında alır. Sənaye südçülüyü və şirə zavodlarının quruluşunda istilik dəyişdiriciləri əsas yer tutur. Çiy süd barədə mübahisələr yenə Pasterin ortaya qoyduğu seçimin ətrafındadır: az emal ilə risk arasında tarazlıq.</w:t>
       </w:r>
     </w:p>
     <w:p>
       <w:pPr>
-        <w:keepNext/>
-        <w:spacing w:before="240" w:after="120"/>
+        <w:pStyle w:val="Heading1"/>
+        <w:widowControl/>
       </w:pPr>
       <w:r>
-        <w:rPr>
-          <w:rFonts w:ascii="Calibri" w:hAnsi="Calibri" w:eastAsia="Calibri"/>
-          <w:b/>
-          <w:i w:val="0"/>
-          <w:color w:val="004E8C"/>
-          <w:sz w:val="28"/>
-        </w:rPr>
         <w:t>İnsan həyatını necə dəyişib</w:t>
       </w:r>
     </w:p>
     <w:p>
       <w:pPr>
-        <w:spacing w:after="160" w:line="276" w:lineRule="auto"/>
+        <w:widowControl/>
       </w:pPr>
       <w:r>
-        <w:rPr>
-          <w:rFonts w:ascii="Calibri" w:hAnsi="Calibri" w:eastAsia="Calibri"/>
-          <w:b w:val="0"/>
-          <w:i w:val="0"/>
-          <w:sz w:val="22"/>
-        </w:rPr>
-        <w:t>Qaydaların tətbiq olunduğu yerlərdə ailələr mağazadan alınan südə daha çox etibar edə bildi, çirklənmiş süd məhsullarından ölən uşaqların sayı azaldı. Şərab və pivəni daha uzun müddət saxlamaq və uzağa daşımaq mümkün oldu. Dad bir qədər dəyişdi; bəzi insanlar emal olunmamış məhsula üstünlük verərək daha yüksək riski qəbul etdilər. Ümumilikdə pasterizasiya gündəlik içkini tez-tez təhlükə yaradan məhsuldan etibarlı ərzağa çevirdi. Bu, ictimai sağlamlığın sakit görünən, lakin ən təsirli vasitələrindən biridir.</w:t>
+        <w:t>Ailələr mağazadan alınan südə daha çox etibar edə bildilər; qaydaların yerinə yetirildiyi yerlərdə çirklənmiş süd məhsullarından uşaq ölümü azaldı. Şərab və pivə ticarət üçün daha uzun saxlanırdı. Dad bir qədər dəyişdi; bəziləri daha yüksək riski qəbul edərək emal olunmamış məhsullara üstünlük verdi. Ümumilikdə, pasterizasiya gündəlik içkini tez-tez təhlükə yaradan məhsuldan daha etibarlı qidaya çevirdi. O, ictimai səhiyyənin ən az diqqət çəkən, amma ən təsirli vasitələrindəndir.</w:t>
       </w:r>
     </w:p>
     <w:p>
       <w:pPr>
-        <w:keepNext/>
-        <w:spacing w:before="240" w:after="120"/>
+        <w:pStyle w:val="Heading1"/>
+        <w:widowControl/>
       </w:pPr>
       <w:r>
-        <w:rPr>
-          <w:rFonts w:ascii="Calibri" w:hAnsi="Calibri" w:eastAsia="Calibri"/>
-          <w:b/>
-          <w:i w:val="0"/>
-          <w:color w:val="004E8C"/>
-          <w:sz w:val="28"/>
-        </w:rPr>
         <w:t>Mənbələr və istinadlar</w:t>
       </w:r>
     </w:p>
     <w:p>
       <w:pPr>
-        <w:keepNext/>
-        <w:spacing w:before="240" w:after="120"/>
+        <w:pStyle w:val="Heading2"/>
+        <w:widowControl/>
       </w:pPr>
       <w:r>
         <w:rPr>
-          <w:rFonts w:ascii="Calibri" w:hAnsi="Calibri" w:eastAsia="Calibri"/>
-          <w:b/>
-          <w:i w:val="0"/>
-          <w:color w:val="004E8C"/>
-          <w:sz w:val="24"/>
+          <w:sz w:val="20"/>
         </w:rPr>
-        <w:t>A. Kitablar və əsas elmi əsərlər</w:t>
+        <w:t>A Kitablar və əsas elmi əsərlər</w:t>
       </w:r>
     </w:p>
     <w:p>
       <w:pPr>
-        <w:spacing w:after="80"/>
-        <w:ind w:left="360"/>
+        <w:widowControl/>
       </w:pPr>
       <w:r>
         <w:rPr>
-          <w:rFonts w:ascii="Calibri" w:hAnsi="Calibri" w:eastAsia="Calibri"/>
-          <w:b w:val="0"/>
-          <w:i w:val="0"/>
-          <w:sz w:val="22"/>
+          <w:sz w:val="20"/>
         </w:rPr>
         <w:t>1. Debré, Patrice. Louis Pasteur. Baltimore: Johns Hopkins University Press, 1998.</w:t>
       </w:r>
     </w:p>
     <w:p>
       <w:pPr>
-        <w:keepNext/>
-        <w:spacing w:before="240" w:after="120"/>
+        <w:pStyle w:val="Heading2"/>
+        <w:widowControl/>
       </w:pPr>
       <w:r>
         <w:rPr>
-          <w:rFonts w:ascii="Calibri" w:hAnsi="Calibri" w:eastAsia="Calibri"/>
-          <w:b/>
-          <w:i w:val="0"/>
-          <w:color w:val="004E8C"/>
-          <w:sz w:val="24"/>
+          <w:sz w:val="20"/>
         </w:rPr>
-        <w:t>C. Təşkilatların materialları və ensiklopedik mənbələr</w:t>
+        <w:t>C Qurumların materialları və ensiklopedik mənbələr</w:t>
       </w:r>
     </w:p>
     <w:p>
       <w:pPr>
-        <w:spacing w:after="80"/>
-        <w:ind w:left="360"/>
+        <w:widowControl/>
       </w:pPr>
       <w:r>
         <w:rPr>
-          <w:rFonts w:ascii="Calibri" w:hAnsi="Calibri" w:eastAsia="Calibri"/>
-          <w:b w:val="0"/>
-          <w:i w:val="0"/>
-          <w:sz w:val="22"/>
+          <w:sz w:val="20"/>
         </w:rPr>
-        <w:t>1. Encyclopaedia Britannica. “Pasteurization” (“Pasterizasiya”).</w:t>
-      </w:r>
-      <w:r>
-        <w:rPr>
-          <w:rFonts w:ascii="Calibri" w:hAnsi="Calibri" w:eastAsia="Calibri"/>
-          <w:b w:val="0"/>
-          <w:i w:val="0"/>
-          <w:sz w:val="22"/>
-        </w:rPr>
-        <w:t xml:space="preserve"> </w:t>
+        <w:t xml:space="preserve">1. Encyclopaedia Britannica. 'Pasteurization.' </w:t>
       </w:r>
       <w:hyperlink r:id="rId9">
         <w:r>
           <w:rPr>
-            <w:rFonts w:ascii="Calibri" w:hAnsi="Calibri" w:eastAsia="Calibri"/>
-            <w:b w:val="0"/>
-            <w:i w:val="0"/>
-            <w:sz w:val="22"/>
-            <w:color w:val="0563C1"/>
-            <w:u w:val="single"/>
+            <w:sz w:val="20"/>
           </w:rPr>
           <w:t>https://www.britannica.com/science/pasteurization</w:t>
         </w:r>
       </w:hyperlink>
+      <w:r>
+        <w:rPr>
+          <w:sz w:val="20"/>
+        </w:rPr>
+      </w:r>
     </w:p>
     <w:p>
       <w:pPr>
-        <w:spacing w:after="80"/>
-        <w:ind w:left="360"/>
+        <w:widowControl/>
       </w:pPr>
       <w:r>
         <w:rPr>
-          <w:rFonts w:ascii="Calibri" w:hAnsi="Calibri" w:eastAsia="Calibri"/>
-          <w:b w:val="0"/>
-          <w:i w:val="0"/>
-          <w:sz w:val="22"/>
+          <w:sz w:val="20"/>
         </w:rPr>
-        <w:t>2. Ümumdünya Səhiyyə Təşkilatı. Qida təhlükəsizliyi haqqında məlumat vərəqi.</w:t>
-      </w:r>
-      <w:r>
-        <w:rPr>
-          <w:rFonts w:ascii="Calibri" w:hAnsi="Calibri" w:eastAsia="Calibri"/>
-          <w:b w:val="0"/>
-          <w:i w:val="0"/>
-          <w:sz w:val="22"/>
-        </w:rPr>
-        <w:t xml:space="preserve"> </w:t>
+        <w:t xml:space="preserve">2. World Health Organization. Food safety fact sheet. </w:t>
       </w:r>
       <w:hyperlink r:id="rId10">
         <w:r>
           <w:rPr>
-            <w:rFonts w:ascii="Calibri" w:hAnsi="Calibri" w:eastAsia="Calibri"/>
-            <w:b w:val="0"/>
-            <w:i w:val="0"/>
-            <w:sz w:val="22"/>
-            <w:color w:val="0563C1"/>
-            <w:u w:val="single"/>
+            <w:sz w:val="20"/>
           </w:rPr>
           <w:t>https://www.who.int/news-room/fact-sheets/detail/food-safety</w:t>
         </w:r>
       </w:hyperlink>
-    </w:p>
-    <w:p>
-      <w:pPr>
-        <w:keepNext/>
-        <w:spacing w:before="240" w:after="120"/>
-      </w:pPr>
       <w:r>
         <w:rPr>
-          <w:rFonts w:ascii="Calibri" w:hAnsi="Calibri" w:eastAsia="Calibri"/>
-          <w:b/>
-          <w:i w:val="0"/>
-          <w:color w:val="004E8C"/>
-          <w:sz w:val="24"/>
+          <w:sz w:val="20"/>
         </w:rPr>
-        <w:t>D. Muzey, arxiv və kitabxana materialları</w:t>
       </w:r>
     </w:p>
     <w:p>
       <w:pPr>
-        <w:spacing w:after="80"/>
-        <w:ind w:left="360"/>
+        <w:pStyle w:val="Heading2"/>
+        <w:widowControl/>
       </w:pPr>
       <w:r>
         <w:rPr>
-          <w:rFonts w:ascii="Calibri" w:hAnsi="Calibri" w:eastAsia="Calibri"/>
-          <w:b w:val="0"/>
-          <w:i w:val="0"/>
-          <w:sz w:val="22"/>
+          <w:sz w:val="20"/>
         </w:rPr>
-        <w:t>1. Institut Pasteur. Lui Pasterin fəaliyyəti haqqında tarixi materiallar.</w:t>
+        <w:t>D Muzey arxiv və kitabxana materialları</w:t>
       </w:r>
+    </w:p>
+    <w:p>
+      <w:pPr>
+        <w:widowControl/>
+      </w:pPr>
       <w:r>
         <w:rPr>
-          <w:rFonts w:ascii="Calibri" w:hAnsi="Calibri" w:eastAsia="Calibri"/>
-          <w:b w:val="0"/>
-          <w:i w:val="0"/>
-          <w:sz w:val="22"/>
+          <w:sz w:val="20"/>
         </w:rPr>
-        <w:t xml:space="preserve"> </w:t>
+        <w:t xml:space="preserve">1. Institut Pasteur. Historical resources on Louis Pasteur's work. </w:t>
       </w:r>
       <w:hyperlink r:id="rId11">
         <w:r>
           <w:rPr>
-            <w:rFonts w:ascii="Calibri" w:hAnsi="Calibri" w:eastAsia="Calibri"/>
-            <w:b w:val="0"/>
-            <w:i w:val="0"/>
-            <w:sz w:val="22"/>
-            <w:color w:val="0563C1"/>
-            <w:u w:val="single"/>
+            <w:sz w:val="20"/>
           </w:rPr>
           <w:t>https://www.pasteur.fr/en</w:t>
         </w:r>
       </w:hyperlink>
-    </w:p>
-    <w:p>
-      <w:pPr>
-        <w:keepNext/>
-        <w:spacing w:before="240" w:after="120"/>
-      </w:pPr>
       <w:r>
         <w:rPr>
-          <w:rFonts w:ascii="Calibri" w:hAnsi="Calibri" w:eastAsia="Calibri"/>
-          <w:b/>
-          <w:i w:val="0"/>
-          <w:color w:val="004E8C"/>
-          <w:sz w:val="24"/>
+          <w:sz w:val="20"/>
         </w:rPr>
-        <w:t>J. Mətbuat, populyar elmi və ümumi məlumat mənbələri</w:t>
       </w:r>
     </w:p>
     <w:p>
       <w:pPr>
-        <w:spacing w:after="80"/>
-        <w:ind w:left="360"/>
+        <w:pStyle w:val="Heading2"/>
+        <w:widowControl/>
       </w:pPr>
       <w:r>
         <w:rPr>
-          <w:rFonts w:ascii="Calibri" w:hAnsi="Calibri" w:eastAsia="Calibri"/>
-          <w:b w:val="0"/>
-          <w:i w:val="0"/>
-          <w:sz w:val="22"/>
+          <w:sz w:val="20"/>
         </w:rPr>
-        <w:t>1. Smithsonian Magazine. “How Pasteurization Changed the World” (“Pasterizasiya dünyanı necə dəyişdi”).</w:t>
+        <w:t>J Mətbuat elmi kütləvi nəşrlər və ümumi mənbələr</w:t>
       </w:r>
+    </w:p>
+    <w:p>
+      <w:pPr>
+        <w:widowControl/>
+      </w:pPr>
       <w:r>
         <w:rPr>
-          <w:rFonts w:ascii="Calibri" w:hAnsi="Calibri" w:eastAsia="Calibri"/>
-          <w:b w:val="0"/>
-          <w:i w:val="0"/>
-          <w:sz w:val="22"/>
+          <w:sz w:val="20"/>
         </w:rPr>
-        <w:t xml:space="preserve"> </w:t>
+        <w:t xml:space="preserve">1. Smithsonian Magazine. 'How Pasteurization Changed the World.' </w:t>
       </w:r>
       <w:hyperlink r:id="rId12">
         <w:r>
           <w:rPr>
-            <w:rFonts w:ascii="Calibri" w:hAnsi="Calibri" w:eastAsia="Calibri"/>
-            <w:b w:val="0"/>
-            <w:i w:val="0"/>
-            <w:sz w:val="22"/>
-            <w:color w:val="0563C1"/>
-            <w:u w:val="single"/>
+            <w:sz w:val="20"/>
           </w:rPr>
           <w:t>https://www.smithsonianmag.com/science-nature/how-pasteurization-changed-world-180964581/</w:t>
         </w:r>
       </w:hyperlink>
+      <w:r>
+        <w:rPr>
+          <w:sz w:val="20"/>
+        </w:rPr>
+      </w:r>
     </w:p>
     <w:sectPr>
-      <w:pgSz w:w="12240" w:h="15840"/>
-      <w:pgMar w:top="1296" w:right="1440" w:bottom="1296" w:left="1440" w:header="720" w:footer="720" w:gutter="0"/>
+      <w:footerReference w:type="default" r:id="rId13"/>
+      <w:pgSz w:w="11906" w:h="16838"/>
+      <w:pgMar w:top="1020" w:right="1134" w:bottom="1020" w:left="1134" w:header="720" w:footer="720" w:gutter="0"/>
       <w:cols w:space="720"/>
       <w:docGrid w:linePitch="360"/>
     </w:sectPr>
   </w:body>
 </w:document>
+</file>
+
+<file path=word/footer1.xml><?xml version="1.0" encoding="utf-8"?>
+<w:ftr xmlns:m="http://schemas.openxmlformats.org/officeDocument/2006/math" xmlns:mc="http://schemas.openxmlformats.org/markup-compatibility/2006" xmlns:mo="http://schemas.microsoft.com/office/mac/office/2008/main" xmlns:mv="urn:schemas-microsoft-com:mac:vml" xmlns:o="urn:schemas-microsoft-com:office:office" xmlns:r="http://schemas.openxmlformats.org/officeDocument/2006/relationships" xmlns:v="urn:schemas-microsoft-com:vml" xmlns:w10="urn:schemas-microsoft-com:office:word" xmlns:w14="http://schemas.microsoft.com/office/word/2010/wordml" xmlns:w="http://schemas.openxmlformats.org/wordprocessingml/2006/main" xmlns:wne="http://schemas.microsoft.com/office/word/2006/wordml" xmlns:wp14="http://schemas.microsoft.com/office/word/2010/wordprocessingDrawing" xmlns:wp="http://schemas.openxmlformats.org/drawingml/2006/wordprocessingDrawing" xmlns:wpc="http://schemas.microsoft.com/office/word/2010/wordprocessingCanvas" xmlns:wpg="http://schemas.microsoft.com/office/word/2010/wordprocessingGroup" xmlns:wpi="http://schemas.microsoft.com/office/word/2010/wordprocessingInk" xmlns:wps="http://schemas.microsoft.com/office/word/2010/wordprocessingShape" mc:Ignorable="w14 wp14">
+  <w:p>
+    <w:pPr>
+      <w:pStyle w:val="Footer"/>
+      <w:jc w:val="right"/>
+    </w:pPr>
+    <w:fldSimple w:instr="PAGE"/>
+  </w:p>
+</w:ftr>
 </file>
 
 <file path=word/numbering.xml><?xml version="1.0" encoding="utf-8"?>
@@ -788,7 +594,7 @@
   <w:docDefaults>
     <w:rPrDefault>
       <w:rPr>
-        <w:rFonts w:asciiTheme="minorHAnsi" w:eastAsiaTheme="minorEastAsia" w:hAnsiTheme="minorHAnsi" w:cstheme="minorBidi"/>
+        <w:rFonts/>
         <w:sz w:val="22"/>
         <w:szCs w:val="22"/>
         <w:lang w:val="en-US" w:eastAsia="en-US" w:bidi="ar-SA"/>
@@ -943,6 +749,15 @@
     <w:name w:val="Normal"/>
     <w:qFormat/>
     <w:rsid w:val="00FC693F"/>
+    <w:pPr>
+      <w:spacing w:after="120" w:line="259" w:lineRule="auto"/>
+    </w:pPr>
+    <w:rPr>
+      <w:rFonts w:ascii="Times New Roman" w:hAnsi="Times New Roman"/>
+      <w:color w:val="000000"/>
+      <w:sz w:val="24"/>
+      <w:lang w:val="az-Latn-AZ"/>
+    </w:rPr>
   </w:style>
   <w:style w:type="paragraph" w:styleId="Header">
     <w:name w:val="header"/>
@@ -999,16 +814,17 @@
     <w:pPr>
       <w:keepNext/>
       <w:keepLines/>
-      <w:spacing w:before="480" w:after="0"/>
+      <w:spacing w:before="480" w:after="120" w:line="259" w:lineRule="auto"/>
       <w:outlineLvl w:val="0"/>
     </w:pPr>
     <w:rPr>
-      <w:rFonts w:asciiTheme="majorHAnsi" w:eastAsiaTheme="majorEastAsia" w:hAnsiTheme="majorHAnsi" w:cstheme="majorBidi"/>
+      <w:rFonts w:ascii="Times New Roman" w:hAnsi="Times New Roman"/>
       <w:b/>
       <w:bCs/>
-      <w:color w:val="365F91" w:themeColor="accent1" w:themeShade="BF"/>
-      <w:sz w:val="28"/>
+      <w:color w:val="000000"/>
+      <w:sz w:val="26"/>
       <w:szCs w:val="28"/>
+      <w:lang w:val="az-Latn-AZ"/>
     </w:rPr>
   </w:style>
   <w:style w:type="paragraph" w:styleId="Heading2">
@@ -1023,16 +839,17 @@
     <w:pPr>
       <w:keepNext/>
       <w:keepLines/>
-      <w:spacing w:before="200" w:after="0"/>
+      <w:spacing w:before="200" w:after="120" w:line="259" w:lineRule="auto"/>
       <w:outlineLvl w:val="1"/>
     </w:pPr>
     <w:rPr>
-      <w:rFonts w:asciiTheme="majorHAnsi" w:eastAsiaTheme="majorEastAsia" w:hAnsiTheme="majorHAnsi" w:cstheme="majorBidi"/>
+      <w:rFonts w:ascii="Times New Roman" w:hAnsi="Times New Roman"/>
       <w:b/>
       <w:bCs/>
-      <w:color w:val="4F81BD" w:themeColor="accent1"/>
+      <w:color w:val="000000"/>
       <w:sz w:val="26"/>
       <w:szCs w:val="26"/>
+      <w:lang w:val="az-Latn-AZ"/>
     </w:rPr>
   </w:style>
   <w:style w:type="paragraph" w:styleId="Heading3">
@@ -1051,7 +868,7 @@
       <w:outlineLvl w:val="2"/>
     </w:pPr>
     <w:rPr>
-      <w:rFonts w:asciiTheme="majorHAnsi" w:eastAsiaTheme="majorEastAsia" w:hAnsiTheme="majorHAnsi" w:cstheme="majorBidi"/>
+      <w:rFonts/>
       <w:b/>
       <w:bCs/>
       <w:color w:val="4F81BD" w:themeColor="accent1"/>
@@ -1074,7 +891,7 @@
       <w:outlineLvl w:val="3"/>
     </w:pPr>
     <w:rPr>
-      <w:rFonts w:asciiTheme="majorHAnsi" w:eastAsiaTheme="majorEastAsia" w:hAnsiTheme="majorHAnsi" w:cstheme="majorBidi"/>
+      <w:rFonts/>
       <w:b/>
       <w:bCs/>
       <w:i/>
@@ -1099,7 +916,7 @@
       <w:outlineLvl w:val="4"/>
     </w:pPr>
     <w:rPr>
-      <w:rFonts w:asciiTheme="majorHAnsi" w:eastAsiaTheme="majorEastAsia" w:hAnsiTheme="majorHAnsi" w:cstheme="majorBidi"/>
+      <w:rFonts/>
       <w:color w:val="243F60" w:themeColor="accent1" w:themeShade="7F"/>
     </w:rPr>
   </w:style>
@@ -1120,7 +937,7 @@
       <w:outlineLvl w:val="5"/>
     </w:pPr>
     <w:rPr>
-      <w:rFonts w:asciiTheme="majorHAnsi" w:eastAsiaTheme="majorEastAsia" w:hAnsiTheme="majorHAnsi" w:cstheme="majorBidi"/>
+      <w:rFonts/>
       <w:i/>
       <w:iCs/>
       <w:color w:val="243F60" w:themeColor="accent1" w:themeShade="7F"/>
@@ -1143,7 +960,7 @@
       <w:outlineLvl w:val="6"/>
     </w:pPr>
     <w:rPr>
-      <w:rFonts w:asciiTheme="majorHAnsi" w:eastAsiaTheme="majorEastAsia" w:hAnsiTheme="majorHAnsi" w:cstheme="majorBidi"/>
+      <w:rFonts/>
       <w:i/>
       <w:iCs/>
       <w:color w:val="404040" w:themeColor="text1" w:themeTint="BF"/>
@@ -1166,7 +983,7 @@
       <w:outlineLvl w:val="7"/>
     </w:pPr>
     <w:rPr>
-      <w:rFonts w:asciiTheme="majorHAnsi" w:eastAsiaTheme="majorEastAsia" w:hAnsiTheme="majorHAnsi" w:cstheme="majorBidi"/>
+      <w:rFonts/>
       <w:color w:val="4F81BD" w:themeColor="accent1"/>
       <w:sz w:val="20"/>
       <w:szCs w:val="20"/>
@@ -1189,7 +1006,7 @@
       <w:outlineLvl w:val="8"/>
     </w:pPr>
     <w:rPr>
-      <w:rFonts w:asciiTheme="majorHAnsi" w:eastAsiaTheme="majorEastAsia" w:hAnsiTheme="majorHAnsi" w:cstheme="majorBidi"/>
+      <w:rFonts/>
       <w:i/>
       <w:iCs/>
       <w:color w:val="404040" w:themeColor="text1" w:themeTint="BF"/>
@@ -1240,7 +1057,7 @@
     <w:uiPriority w:val="9"/>
     <w:rsid w:val="00FC693F"/>
     <w:rPr>
-      <w:rFonts w:asciiTheme="majorHAnsi" w:eastAsiaTheme="majorEastAsia" w:hAnsiTheme="majorHAnsi" w:cstheme="majorBidi"/>
+      <w:rFonts/>
       <w:b/>
       <w:bCs/>
       <w:color w:val="365F91" w:themeColor="accent1" w:themeShade="BF"/>
@@ -1255,7 +1072,7 @@
     <w:uiPriority w:val="9"/>
     <w:rsid w:val="00FC693F"/>
     <w:rPr>
-      <w:rFonts w:asciiTheme="majorHAnsi" w:eastAsiaTheme="majorEastAsia" w:hAnsiTheme="majorHAnsi" w:cstheme="majorBidi"/>
+      <w:rFonts/>
       <w:b/>
       <w:bCs/>
       <w:color w:val="4F81BD" w:themeColor="accent1"/>
@@ -1270,7 +1087,7 @@
     <w:uiPriority w:val="9"/>
     <w:rsid w:val="00FC693F"/>
     <w:rPr>
-      <w:rFonts w:asciiTheme="majorHAnsi" w:eastAsiaTheme="majorEastAsia" w:hAnsiTheme="majorHAnsi" w:cstheme="majorBidi"/>
+      <w:rFonts/>
       <w:b/>
       <w:bCs/>
       <w:color w:val="4F81BD" w:themeColor="accent1"/>
@@ -1285,19 +1102,17 @@
     <w:qFormat/>
     <w:rsid w:val="00FC693F"/>
     <w:pPr>
-      <w:pBdr>
-        <w:bottom w:val="single" w:sz="8" w:space="4" w:color="4F81BD" w:themeColor="accent1"/>
-      </w:pBdr>
-      <w:spacing w:after="300" w:line="240" w:lineRule="auto"/>
+      <w:spacing w:after="120" w:line="259" w:lineRule="auto"/>
       <w:contextualSpacing/>
     </w:pPr>
     <w:rPr>
-      <w:rFonts w:asciiTheme="majorHAnsi" w:eastAsiaTheme="majorEastAsia" w:hAnsiTheme="majorHAnsi" w:cstheme="majorBidi"/>
-      <w:color w:val="17365D" w:themeColor="text2" w:themeShade="BF"/>
+      <w:rFonts w:ascii="Times New Roman" w:hAnsi="Times New Roman"/>
+      <w:color w:val="000000"/>
       <w:spacing w:val="5"/>
       <w:kern w:val="28"/>
-      <w:sz w:val="52"/>
+      <w:sz w:val="40"/>
       <w:szCs w:val="52"/>
+      <w:lang w:val="az-Latn-AZ"/>
     </w:rPr>
   </w:style>
   <w:style w:type="character" w:customStyle="1" w:styleId="TitleChar">
@@ -1307,7 +1122,7 @@
     <w:uiPriority w:val="10"/>
     <w:rsid w:val="00FC693F"/>
     <w:rPr>
-      <w:rFonts w:asciiTheme="majorHAnsi" w:eastAsiaTheme="majorEastAsia" w:hAnsiTheme="majorHAnsi" w:cstheme="majorBidi"/>
+      <w:rFonts/>
       <w:color w:val="17365D" w:themeColor="text2" w:themeShade="BF"/>
       <w:spacing w:val="5"/>
       <w:kern w:val="28"/>
@@ -1329,7 +1144,7 @@
       </w:numPr>
     </w:pPr>
     <w:rPr>
-      <w:rFonts w:asciiTheme="majorHAnsi" w:eastAsiaTheme="majorEastAsia" w:hAnsiTheme="majorHAnsi" w:cstheme="majorBidi"/>
+      <w:rFonts/>
       <w:i/>
       <w:iCs/>
       <w:color w:val="4F81BD" w:themeColor="accent1"/>
@@ -1345,7 +1160,7 @@
     <w:uiPriority w:val="11"/>
     <w:rsid w:val="00FC693F"/>
     <w:rPr>
-      <w:rFonts w:asciiTheme="majorHAnsi" w:eastAsiaTheme="majorEastAsia" w:hAnsiTheme="majorHAnsi" w:cstheme="majorBidi"/>
+      <w:rFonts/>
       <w:i/>
       <w:iCs/>
       <w:color w:val="4F81BD" w:themeColor="accent1"/>
@@ -1470,8 +1285,15 @@
       <w:numPr>
         <w:numId w:val="1"/>
       </w:numPr>
+      <w:spacing w:after="120" w:line="259" w:lineRule="auto"/>
       <w:contextualSpacing/>
     </w:pPr>
+    <w:rPr>
+      <w:rFonts w:ascii="Times New Roman" w:hAnsi="Times New Roman"/>
+      <w:color w:val="000000"/>
+      <w:sz w:val="24"/>
+      <w:lang w:val="az-Latn-AZ"/>
+    </w:rPr>
   </w:style>
   <w:style w:type="paragraph" w:styleId="ListBullet2">
     <w:name w:val="List Bullet 2"/>
@@ -1643,7 +1465,7 @@
     <w:semiHidden/>
     <w:rsid w:val="00FC693F"/>
     <w:rPr>
-      <w:rFonts w:asciiTheme="majorHAnsi" w:eastAsiaTheme="majorEastAsia" w:hAnsiTheme="majorHAnsi" w:cstheme="majorBidi"/>
+      <w:rFonts/>
       <w:b/>
       <w:bCs/>
       <w:i/>
@@ -1659,7 +1481,7 @@
     <w:semiHidden/>
     <w:rsid w:val="00FC693F"/>
     <w:rPr>
-      <w:rFonts w:asciiTheme="majorHAnsi" w:eastAsiaTheme="majorEastAsia" w:hAnsiTheme="majorHAnsi" w:cstheme="majorBidi"/>
+      <w:rFonts/>
       <w:color w:val="243F60" w:themeColor="accent1" w:themeShade="7F"/>
     </w:rPr>
   </w:style>
@@ -1671,7 +1493,7 @@
     <w:semiHidden/>
     <w:rsid w:val="00FC693F"/>
     <w:rPr>
-      <w:rFonts w:asciiTheme="majorHAnsi" w:eastAsiaTheme="majorEastAsia" w:hAnsiTheme="majorHAnsi" w:cstheme="majorBidi"/>
+      <w:rFonts/>
       <w:i/>
       <w:iCs/>
       <w:color w:val="243F60" w:themeColor="accent1" w:themeShade="7F"/>
@@ -1685,7 +1507,7 @@
     <w:semiHidden/>
     <w:rsid w:val="00FC693F"/>
     <w:rPr>
-      <w:rFonts w:asciiTheme="majorHAnsi" w:eastAsiaTheme="majorEastAsia" w:hAnsiTheme="majorHAnsi" w:cstheme="majorBidi"/>
+      <w:rFonts/>
       <w:i/>
       <w:iCs/>
       <w:color w:val="404040" w:themeColor="text1" w:themeTint="BF"/>
@@ -1699,7 +1521,7 @@
     <w:semiHidden/>
     <w:rsid w:val="00FC693F"/>
     <w:rPr>
-      <w:rFonts w:asciiTheme="majorHAnsi" w:eastAsiaTheme="majorEastAsia" w:hAnsiTheme="majorHAnsi" w:cstheme="majorBidi"/>
+      <w:rFonts/>
       <w:color w:val="4F81BD" w:themeColor="accent1"/>
       <w:sz w:val="20"/>
       <w:szCs w:val="20"/>
@@ -1713,7 +1535,7 @@
     <w:semiHidden/>
     <w:rsid w:val="00FC693F"/>
     <w:rPr>
-      <w:rFonts w:asciiTheme="majorHAnsi" w:eastAsiaTheme="majorEastAsia" w:hAnsiTheme="majorHAnsi" w:cstheme="majorBidi"/>
+      <w:rFonts/>
       <w:i/>
       <w:iCs/>
       <w:color w:val="404040" w:themeColor="text1" w:themeTint="BF"/>
@@ -1772,9 +1594,6 @@
     <w:qFormat/>
     <w:rsid w:val="00FC693F"/>
     <w:pPr>
-      <w:pBdr>
-        <w:bottom w:val="single" w:sz="4" w:space="4" w:color="4F81BD" w:themeColor="accent1"/>
-      </w:pBdr>
       <w:spacing w:before="200" w:after="280"/>
       <w:ind w:left="936" w:right="936"/>
     </w:pPr>
@@ -3302,7 +3121,7 @@
         <w:spacing w:before="0" w:after="0" w:line="240" w:lineRule="auto"/>
       </w:pPr>
       <w:rPr>
-        <w:rFonts w:asciiTheme="majorHAnsi" w:eastAsiaTheme="majorEastAsia" w:hAnsiTheme="majorHAnsi" w:cstheme="majorBidi"/>
+        <w:rFonts/>
         <w:b/>
         <w:bCs/>
       </w:rPr>
@@ -3323,7 +3142,7 @@
         <w:spacing w:before="0" w:after="0" w:line="240" w:lineRule="auto"/>
       </w:pPr>
       <w:rPr>
-        <w:rFonts w:asciiTheme="majorHAnsi" w:eastAsiaTheme="majorEastAsia" w:hAnsiTheme="majorHAnsi" w:cstheme="majorBidi"/>
+        <w:rFonts/>
         <w:b/>
         <w:bCs/>
       </w:rPr>
@@ -3341,14 +3160,14 @@
     </w:tblStylePr>
     <w:tblStylePr w:type="firstCol">
       <w:rPr>
-        <w:rFonts w:asciiTheme="majorHAnsi" w:eastAsiaTheme="majorEastAsia" w:hAnsiTheme="majorHAnsi" w:cstheme="majorBidi"/>
+        <w:rFonts/>
         <w:b/>
         <w:bCs/>
       </w:rPr>
     </w:tblStylePr>
     <w:tblStylePr w:type="lastCol">
       <w:rPr>
-        <w:rFonts w:asciiTheme="majorHAnsi" w:eastAsiaTheme="majorEastAsia" w:hAnsiTheme="majorHAnsi" w:cstheme="majorBidi"/>
+        <w:rFonts/>
         <w:b/>
         <w:bCs/>
       </w:rPr>
@@ -3432,7 +3251,7 @@
         <w:spacing w:before="0" w:after="0" w:line="240" w:lineRule="auto"/>
       </w:pPr>
       <w:rPr>
-        <w:rFonts w:asciiTheme="majorHAnsi" w:eastAsiaTheme="majorEastAsia" w:hAnsiTheme="majorHAnsi" w:cstheme="majorBidi"/>
+        <w:rFonts/>
         <w:b/>
         <w:bCs/>
       </w:rPr>
@@ -3453,7 +3272,7 @@
         <w:spacing w:before="0" w:after="0" w:line="240" w:lineRule="auto"/>
       </w:pPr>
       <w:rPr>
-        <w:rFonts w:asciiTheme="majorHAnsi" w:eastAsiaTheme="majorEastAsia" w:hAnsiTheme="majorHAnsi" w:cstheme="majorBidi"/>
+        <w:rFonts/>
         <w:b/>
         <w:bCs/>
       </w:rPr>
@@ -3471,14 +3290,14 @@
     </w:tblStylePr>
     <w:tblStylePr w:type="firstCol">
       <w:rPr>
-        <w:rFonts w:asciiTheme="majorHAnsi" w:eastAsiaTheme="majorEastAsia" w:hAnsiTheme="majorHAnsi" w:cstheme="majorBidi"/>
+        <w:rFonts/>
         <w:b/>
         <w:bCs/>
       </w:rPr>
     </w:tblStylePr>
     <w:tblStylePr w:type="lastCol">
       <w:rPr>
-        <w:rFonts w:asciiTheme="majorHAnsi" w:eastAsiaTheme="majorEastAsia" w:hAnsiTheme="majorHAnsi" w:cstheme="majorBidi"/>
+        <w:rFonts/>
         <w:b/>
         <w:bCs/>
       </w:rPr>
@@ -3562,7 +3381,7 @@
         <w:spacing w:before="0" w:after="0" w:line="240" w:lineRule="auto"/>
       </w:pPr>
       <w:rPr>
-        <w:rFonts w:asciiTheme="majorHAnsi" w:eastAsiaTheme="majorEastAsia" w:hAnsiTheme="majorHAnsi" w:cstheme="majorBidi"/>
+        <w:rFonts/>
         <w:b/>
         <w:bCs/>
       </w:rPr>
@@ -3583,7 +3402,7 @@
         <w:spacing w:before="0" w:after="0" w:line="240" w:lineRule="auto"/>
       </w:pPr>
       <w:rPr>
-        <w:rFonts w:asciiTheme="majorHAnsi" w:eastAsiaTheme="majorEastAsia" w:hAnsiTheme="majorHAnsi" w:cstheme="majorBidi"/>
+        <w:rFonts/>
         <w:b/>
         <w:bCs/>
       </w:rPr>
@@ -3601,14 +3420,14 @@
     </w:tblStylePr>
     <w:tblStylePr w:type="firstCol">
       <w:rPr>
-        <w:rFonts w:asciiTheme="majorHAnsi" w:eastAsiaTheme="majorEastAsia" w:hAnsiTheme="majorHAnsi" w:cstheme="majorBidi"/>
+        <w:rFonts/>
         <w:b/>
         <w:bCs/>
       </w:rPr>
     </w:tblStylePr>
     <w:tblStylePr w:type="lastCol">
       <w:rPr>
-        <w:rFonts w:asciiTheme="majorHAnsi" w:eastAsiaTheme="majorEastAsia" w:hAnsiTheme="majorHAnsi" w:cstheme="majorBidi"/>
+        <w:rFonts/>
         <w:b/>
         <w:bCs/>
       </w:rPr>
@@ -3692,7 +3511,7 @@
         <w:spacing w:before="0" w:after="0" w:line="240" w:lineRule="auto"/>
       </w:pPr>
       <w:rPr>
-        <w:rFonts w:asciiTheme="majorHAnsi" w:eastAsiaTheme="majorEastAsia" w:hAnsiTheme="majorHAnsi" w:cstheme="majorBidi"/>
+        <w:rFonts/>
         <w:b/>
         <w:bCs/>
       </w:rPr>
@@ -3713,7 +3532,7 @@
         <w:spacing w:before="0" w:after="0" w:line="240" w:lineRule="auto"/>
       </w:pPr>
       <w:rPr>
-        <w:rFonts w:asciiTheme="majorHAnsi" w:eastAsiaTheme="majorEastAsia" w:hAnsiTheme="majorHAnsi" w:cstheme="majorBidi"/>
+        <w:rFonts/>
         <w:b/>
         <w:bCs/>
       </w:rPr>
@@ -3731,14 +3550,14 @@
     </w:tblStylePr>
     <w:tblStylePr w:type="firstCol">
       <w:rPr>
-        <w:rFonts w:asciiTheme="majorHAnsi" w:eastAsiaTheme="majorEastAsia" w:hAnsiTheme="majorHAnsi" w:cstheme="majorBidi"/>
+        <w:rFonts/>
         <w:b/>
         <w:bCs/>
       </w:rPr>
     </w:tblStylePr>
     <w:tblStylePr w:type="lastCol">
       <w:rPr>
-        <w:rFonts w:asciiTheme="majorHAnsi" w:eastAsiaTheme="majorEastAsia" w:hAnsiTheme="majorHAnsi" w:cstheme="majorBidi"/>
+        <w:rFonts/>
         <w:b/>
         <w:bCs/>
       </w:rPr>
@@ -3822,7 +3641,7 @@
         <w:spacing w:before="0" w:after="0" w:line="240" w:lineRule="auto"/>
       </w:pPr>
       <w:rPr>
-        <w:rFonts w:asciiTheme="majorHAnsi" w:eastAsiaTheme="majorEastAsia" w:hAnsiTheme="majorHAnsi" w:cstheme="majorBidi"/>
+        <w:rFonts/>
         <w:b/>
         <w:bCs/>
       </w:rPr>
@@ -3843,7 +3662,7 @@
         <w:spacing w:before="0" w:after="0" w:line="240" w:lineRule="auto"/>
       </w:pPr>
       <w:rPr>
-        <w:rFonts w:asciiTheme="majorHAnsi" w:eastAsiaTheme="majorEastAsia" w:hAnsiTheme="majorHAnsi" w:cstheme="majorBidi"/>
+        <w:rFonts/>
         <w:b/>
         <w:bCs/>
       </w:rPr>
@@ -3861,14 +3680,14 @@
     </w:tblStylePr>
     <w:tblStylePr w:type="firstCol">
       <w:rPr>
-        <w:rFonts w:asciiTheme="majorHAnsi" w:eastAsiaTheme="majorEastAsia" w:hAnsiTheme="majorHAnsi" w:cstheme="majorBidi"/>
+        <w:rFonts/>
         <w:b/>
         <w:bCs/>
       </w:rPr>
     </w:tblStylePr>
     <w:tblStylePr w:type="lastCol">
       <w:rPr>
-        <w:rFonts w:asciiTheme="majorHAnsi" w:eastAsiaTheme="majorEastAsia" w:hAnsiTheme="majorHAnsi" w:cstheme="majorBidi"/>
+        <w:rFonts/>
         <w:b/>
         <w:bCs/>
       </w:rPr>
@@ -3952,7 +3771,7 @@
         <w:spacing w:before="0" w:after="0" w:line="240" w:lineRule="auto"/>
       </w:pPr>
       <w:rPr>
-        <w:rFonts w:asciiTheme="majorHAnsi" w:eastAsiaTheme="majorEastAsia" w:hAnsiTheme="majorHAnsi" w:cstheme="majorBidi"/>
+        <w:rFonts/>
         <w:b/>
         <w:bCs/>
       </w:rPr>
@@ -3973,7 +3792,7 @@
         <w:spacing w:before="0" w:after="0" w:line="240" w:lineRule="auto"/>
       </w:pPr>
       <w:rPr>
-        <w:rFonts w:asciiTheme="majorHAnsi" w:eastAsiaTheme="majorEastAsia" w:hAnsiTheme="majorHAnsi" w:cstheme="majorBidi"/>
+        <w:rFonts/>
         <w:b/>
         <w:bCs/>
       </w:rPr>
@@ -3991,14 +3810,14 @@
     </w:tblStylePr>
     <w:tblStylePr w:type="firstCol">
       <w:rPr>
-        <w:rFonts w:asciiTheme="majorHAnsi" w:eastAsiaTheme="majorEastAsia" w:hAnsiTheme="majorHAnsi" w:cstheme="majorBidi"/>
+        <w:rFonts/>
         <w:b/>
         <w:bCs/>
       </w:rPr>
     </w:tblStylePr>
     <w:tblStylePr w:type="lastCol">
       <w:rPr>
-        <w:rFonts w:asciiTheme="majorHAnsi" w:eastAsiaTheme="majorEastAsia" w:hAnsiTheme="majorHAnsi" w:cstheme="majorBidi"/>
+        <w:rFonts/>
         <w:b/>
         <w:bCs/>
       </w:rPr>
@@ -4082,7 +3901,7 @@
         <w:spacing w:before="0" w:after="0" w:line="240" w:lineRule="auto"/>
       </w:pPr>
       <w:rPr>
-        <w:rFonts w:asciiTheme="majorHAnsi" w:eastAsiaTheme="majorEastAsia" w:hAnsiTheme="majorHAnsi" w:cstheme="majorBidi"/>
+        <w:rFonts/>
         <w:b/>
         <w:bCs/>
       </w:rPr>
@@ -4103,7 +3922,7 @@
         <w:spacing w:before="0" w:after="0" w:line="240" w:lineRule="auto"/>
       </w:pPr>
       <w:rPr>
-        <w:rFonts w:asciiTheme="majorHAnsi" w:eastAsiaTheme="majorEastAsia" w:hAnsiTheme="majorHAnsi" w:cstheme="majorBidi"/>
+        <w:rFonts/>
         <w:b/>
         <w:bCs/>
       </w:rPr>
@@ -4121,14 +3940,14 @@
     </w:tblStylePr>
     <w:tblStylePr w:type="firstCol">
       <w:rPr>
-        <w:rFonts w:asciiTheme="majorHAnsi" w:eastAsiaTheme="majorEastAsia" w:hAnsiTheme="majorHAnsi" w:cstheme="majorBidi"/>
+        <w:rFonts/>
         <w:b/>
         <w:bCs/>
       </w:rPr>
     </w:tblStylePr>
     <w:tblStylePr w:type="lastCol">
       <w:rPr>
-        <w:rFonts w:asciiTheme="majorHAnsi" w:eastAsiaTheme="majorEastAsia" w:hAnsiTheme="majorHAnsi" w:cstheme="majorBidi"/>
+        <w:rFonts/>
         <w:b/>
         <w:bCs/>
       </w:rPr>
@@ -5993,7 +5812,7 @@
     </w:tblPr>
     <w:tblStylePr w:type="firstRow">
       <w:rPr>
-        <w:rFonts w:asciiTheme="majorHAnsi" w:eastAsiaTheme="majorEastAsia" w:hAnsiTheme="majorHAnsi" w:cstheme="majorBidi"/>
+        <w:rFonts/>
       </w:rPr>
       <w:tblPr/>
       <w:tcPr>
@@ -6077,7 +5896,7 @@
     </w:tblPr>
     <w:tblStylePr w:type="firstRow">
       <w:rPr>
-        <w:rFonts w:asciiTheme="majorHAnsi" w:eastAsiaTheme="majorEastAsia" w:hAnsiTheme="majorHAnsi" w:cstheme="majorBidi"/>
+        <w:rFonts/>
       </w:rPr>
       <w:tblPr/>
       <w:tcPr>
@@ -6161,7 +5980,7 @@
     </w:tblPr>
     <w:tblStylePr w:type="firstRow">
       <w:rPr>
-        <w:rFonts w:asciiTheme="majorHAnsi" w:eastAsiaTheme="majorEastAsia" w:hAnsiTheme="majorHAnsi" w:cstheme="majorBidi"/>
+        <w:rFonts/>
       </w:rPr>
       <w:tblPr/>
       <w:tcPr>
@@ -6245,7 +6064,7 @@
     </w:tblPr>
     <w:tblStylePr w:type="firstRow">
       <w:rPr>
-        <w:rFonts w:asciiTheme="majorHAnsi" w:eastAsiaTheme="majorEastAsia" w:hAnsiTheme="majorHAnsi" w:cstheme="majorBidi"/>
+        <w:rFonts/>
       </w:rPr>
       <w:tblPr/>
       <w:tcPr>
@@ -6329,7 +6148,7 @@
     </w:tblPr>
     <w:tblStylePr w:type="firstRow">
       <w:rPr>
-        <w:rFonts w:asciiTheme="majorHAnsi" w:eastAsiaTheme="majorEastAsia" w:hAnsiTheme="majorHAnsi" w:cstheme="majorBidi"/>
+        <w:rFonts/>
       </w:rPr>
       <w:tblPr/>
       <w:tcPr>
@@ -6413,7 +6232,7 @@
     </w:tblPr>
     <w:tblStylePr w:type="firstRow">
       <w:rPr>
-        <w:rFonts w:asciiTheme="majorHAnsi" w:eastAsiaTheme="majorEastAsia" w:hAnsiTheme="majorHAnsi" w:cstheme="majorBidi"/>
+        <w:rFonts/>
       </w:rPr>
       <w:tblPr/>
       <w:tcPr>
@@ -6497,7 +6316,7 @@
     </w:tblPr>
     <w:tblStylePr w:type="firstRow">
       <w:rPr>
-        <w:rFonts w:asciiTheme="majorHAnsi" w:eastAsiaTheme="majorEastAsia" w:hAnsiTheme="majorHAnsi" w:cstheme="majorBidi"/>
+        <w:rFonts/>
       </w:rPr>
       <w:tblPr/>
       <w:tcPr>
@@ -6562,7 +6381,7 @@
       <w:spacing w:after="0" w:line="240" w:lineRule="auto"/>
     </w:pPr>
     <w:rPr>
-      <w:rFonts w:asciiTheme="majorHAnsi" w:eastAsiaTheme="majorEastAsia" w:hAnsiTheme="majorHAnsi" w:cstheme="majorBidi"/>
+      <w:rFonts/>
       <w:color w:val="000000" w:themeColor="text1"/>
     </w:rPr>
     <w:tblPr>
@@ -6690,7 +6509,7 @@
       <w:spacing w:after="0" w:line="240" w:lineRule="auto"/>
     </w:pPr>
     <w:rPr>
-      <w:rFonts w:asciiTheme="majorHAnsi" w:eastAsiaTheme="majorEastAsia" w:hAnsiTheme="majorHAnsi" w:cstheme="majorBidi"/>
+      <w:rFonts/>
       <w:color w:val="000000" w:themeColor="text1"/>
     </w:rPr>
     <w:tblPr>
@@ -6818,7 +6637,7 @@
       <w:spacing w:after="0" w:line="240" w:lineRule="auto"/>
     </w:pPr>
     <w:rPr>
-      <w:rFonts w:asciiTheme="majorHAnsi" w:eastAsiaTheme="majorEastAsia" w:hAnsiTheme="majorHAnsi" w:cstheme="majorBidi"/>
+      <w:rFonts/>
       <w:color w:val="000000" w:themeColor="text1"/>
     </w:rPr>
     <w:tblPr>
@@ -6946,7 +6765,7 @@
       <w:spacing w:after="0" w:line="240" w:lineRule="auto"/>
     </w:pPr>
     <w:rPr>
-      <w:rFonts w:asciiTheme="majorHAnsi" w:eastAsiaTheme="majorEastAsia" w:hAnsiTheme="majorHAnsi" w:cstheme="majorBidi"/>
+      <w:rFonts/>
       <w:color w:val="000000" w:themeColor="text1"/>
     </w:rPr>
     <w:tblPr>
@@ -7074,7 +6893,7 @@
       <w:spacing w:after="0" w:line="240" w:lineRule="auto"/>
     </w:pPr>
     <w:rPr>
-      <w:rFonts w:asciiTheme="majorHAnsi" w:eastAsiaTheme="majorEastAsia" w:hAnsiTheme="majorHAnsi" w:cstheme="majorBidi"/>
+      <w:rFonts/>
       <w:color w:val="000000" w:themeColor="text1"/>
     </w:rPr>
     <w:tblPr>
@@ -7202,7 +7021,7 @@
       <w:spacing w:after="0" w:line="240" w:lineRule="auto"/>
     </w:pPr>
     <w:rPr>
-      <w:rFonts w:asciiTheme="majorHAnsi" w:eastAsiaTheme="majorEastAsia" w:hAnsiTheme="majorHAnsi" w:cstheme="majorBidi"/>
+      <w:rFonts/>
       <w:color w:val="000000" w:themeColor="text1"/>
     </w:rPr>
     <w:tblPr>
@@ -7330,7 +7149,7 @@
       <w:spacing w:after="0" w:line="240" w:lineRule="auto"/>
     </w:pPr>
     <w:rPr>
-      <w:rFonts w:asciiTheme="majorHAnsi" w:eastAsiaTheme="majorEastAsia" w:hAnsiTheme="majorHAnsi" w:cstheme="majorBidi"/>
+      <w:rFonts/>
       <w:color w:val="000000" w:themeColor="text1"/>
     </w:rPr>
     <w:tblPr>
@@ -7969,7 +7788,7 @@
       <w:spacing w:after="0" w:line="240" w:lineRule="auto"/>
     </w:pPr>
     <w:rPr>
-      <w:rFonts w:asciiTheme="majorHAnsi" w:eastAsiaTheme="majorEastAsia" w:hAnsiTheme="majorHAnsi" w:cstheme="majorBidi"/>
+      <w:rFonts/>
       <w:color w:val="000000" w:themeColor="text1"/>
     </w:rPr>
     <w:tblPr>
@@ -8094,7 +7913,7 @@
       <w:spacing w:after="0" w:line="240" w:lineRule="auto"/>
     </w:pPr>
     <w:rPr>
-      <w:rFonts w:asciiTheme="majorHAnsi" w:eastAsiaTheme="majorEastAsia" w:hAnsiTheme="majorHAnsi" w:cstheme="majorBidi"/>
+      <w:rFonts/>
       <w:color w:val="000000" w:themeColor="text1"/>
     </w:rPr>
     <w:tblPr>
@@ -8219,7 +8038,7 @@
       <w:spacing w:after="0" w:line="240" w:lineRule="auto"/>
     </w:pPr>
     <w:rPr>
-      <w:rFonts w:asciiTheme="majorHAnsi" w:eastAsiaTheme="majorEastAsia" w:hAnsiTheme="majorHAnsi" w:cstheme="majorBidi"/>
+      <w:rFonts/>
       <w:color w:val="000000" w:themeColor="text1"/>
     </w:rPr>
     <w:tblPr>
@@ -8344,7 +8163,7 @@
       <w:spacing w:after="0" w:line="240" w:lineRule="auto"/>
     </w:pPr>
     <w:rPr>
-      <w:rFonts w:asciiTheme="majorHAnsi" w:eastAsiaTheme="majorEastAsia" w:hAnsiTheme="majorHAnsi" w:cstheme="majorBidi"/>
+      <w:rFonts/>
       <w:color w:val="000000" w:themeColor="text1"/>
     </w:rPr>
     <w:tblPr>
@@ -8469,7 +8288,7 @@
       <w:spacing w:after="0" w:line="240" w:lineRule="auto"/>
     </w:pPr>
     <w:rPr>
-      <w:rFonts w:asciiTheme="majorHAnsi" w:eastAsiaTheme="majorEastAsia" w:hAnsiTheme="majorHAnsi" w:cstheme="majorBidi"/>
+      <w:rFonts/>
       <w:color w:val="000000" w:themeColor="text1"/>
     </w:rPr>
     <w:tblPr>
@@ -8594,7 +8413,7 @@
       <w:spacing w:after="0" w:line="240" w:lineRule="auto"/>
     </w:pPr>
     <w:rPr>
-      <w:rFonts w:asciiTheme="majorHAnsi" w:eastAsiaTheme="majorEastAsia" w:hAnsiTheme="majorHAnsi" w:cstheme="majorBidi"/>
+      <w:rFonts/>
       <w:color w:val="000000" w:themeColor="text1"/>
     </w:rPr>
     <w:tblPr>
@@ -8719,7 +8538,7 @@
       <w:spacing w:after="0" w:line="240" w:lineRule="auto"/>
     </w:pPr>
     <w:rPr>
-      <w:rFonts w:asciiTheme="majorHAnsi" w:eastAsiaTheme="majorEastAsia" w:hAnsiTheme="majorHAnsi" w:cstheme="majorBidi"/>
+      <w:rFonts/>
       <w:color w:val="000000" w:themeColor="text1"/>
     </w:rPr>
     <w:tblPr>

--- a/az/discovery-articles/4.10 Pasterizasiya.docx
+++ b/az/discovery-articles/4.10 Pasterizasiya.docx
@@ -120,7 +120,7 @@
         <w:widowControl/>
       </w:pPr>
       <w:r>
-        <w:t>Kim kəşf edib və ya yaradıb</w:t>
+        <w:t xml:space="preserve">Kim yaradıb</w:t>
       </w:r>
     </w:p>
     <w:p>
@@ -145,7 +145,7 @@
         <w:widowControl/>
       </w:pPr>
       <w:r>
-        <w:t>1860-cı illərdə Pasterin istilik emalı Fransanın şərab və pivə sənayesini mikrob mənşəli itkilərdən qorudu. Şəhərlər körpə ölümü və südlə yayılan xəstəliklərlə mübarizə apararkən, XIX əsrin sonu və XX əsrin əvvəlində südün pasterizasiyası yayıldı. Yüksək temperaturda qısamüddətli emal — ingiliscə HTST — və sonralar ultra yüksək temperaturda emal — UHT — sənaye istehsalının imkanlarını artırdı. Emal olunmuş süd əvvəl şüşə qablarda, sonra karton qablaşdırma və soyudulmuş daşınma sistemləri ilə çatdırılırdı. Yayılma həm elmdən, həm də qida nəzarəti siyasətindən asılı idi.</w:t>
+        <w:t xml:space="preserve">1860-cı illərdə Pasterin istilik emalı Fransanın şərab və pivə sənayesini mikrob mənşəli itkilərdən qorudu. Şəhərlər körpə ölümü və südlə yayılan xəstəliklərlə mübarizə apararkən, XIX əsrin sonu və XX əsrin əvvəlində südün pasterizasiyası yayıldı. Yüksək temperaturda qısamüddətli emal (HTST) və sonralar ultra yüksək temperaturda emal (UHT) sənaye istehsalının imkanlarını artırdı. Emal olunmuş süd əvvəl şüşə qablarda, sonra karton qablaşdırma və soyudulmuş daşınma sistemləri ilə çatdırılırdı. Yayılma həm elmdən, həm də qida nəzarəti siyasətindən asılı idi.</w:t>
       </w:r>
     </w:p>
     <w:p>
@@ -217,7 +217,7 @@
         <w:rPr>
           <w:sz w:val="20"/>
         </w:rPr>
-        <w:t>A Kitablar və əsas elmi əsərlər</w:t>
+        <w:t>Kitablar və əsas elmi əsərlər</w:t>
       </w:r>
     </w:p>
     <w:p>
@@ -240,7 +240,7 @@
         <w:rPr>
           <w:sz w:val="20"/>
         </w:rPr>
-        <w:t>C Qurumların materialları və ensiklopedik mənbələr</w:t>
+        <w:t>Qurumların materialları və ensiklopedik mənbələr</w:t>
       </w:r>
     </w:p>
     <w:p>
@@ -300,7 +300,7 @@
         <w:rPr>
           <w:sz w:val="20"/>
         </w:rPr>
-        <w:t>D Muzey arxiv və kitabxana materialları</w:t>
+        <w:t>Muzey arxiv və kitabxana materialları</w:t>
       </w:r>
     </w:p>
     <w:p>
@@ -336,7 +336,7 @@
         <w:rPr>
           <w:sz w:val="20"/>
         </w:rPr>
-        <w:t>J Mətbuat elmi kütləvi nəşrlər və ümumi mənbələr</w:t>
+        <w:t>Mətbuat elmi kütləvi nəşrlər və ümumi mənbələr</w:t>
       </w:r>
     </w:p>
     <w:p>
